--- a/examples/18-importazione/expected.docx
+++ b/examples/18-importazione/expected.docx
@@ -63,7 +63,7 @@
                     <pic:cNvPicPr/>
                   </pic:nvPicPr>
                   <pic:blipFill>
-                    <a:blip xmlns:p10="http://schemas.openxmlformats.org/officeDocument/2006/relationships" p10:embed="Rc2d70ecb4c7447f7"/>
+                    <a:blip xmlns:p10="http://schemas.openxmlformats.org/officeDocument/2006/relationships" p10:embed="Re77382e824cc4559"/>
                     <a:stretch>
                       <a:fillRect/>
                     </a:stretch>
@@ -166,7 +166,7 @@
                     <pic:cNvPicPr/>
                   </pic:nvPicPr>
                   <pic:blipFill>
-                    <a:blip xmlns:p10="http://schemas.openxmlformats.org/officeDocument/2006/relationships" p10:embed="Re7bfcc0659224ef4"/>
+                    <a:blip xmlns:p10="http://schemas.openxmlformats.org/officeDocument/2006/relationships" p10:embed="R76f8765805ed4195"/>
                     <a:stretch>
                       <a:fillRect/>
                     </a:stretch>
